--- a/exams/고전과함께하는비판적토론/7주차 차별 없이 다름을 대하려면 - 김민수.docx
+++ b/exams/고전과함께하는비판적토론/7주차 차별 없이 다름을 대하려면 - 김민수.docx
@@ -58,7 +58,7 @@
           <w:szCs w:val="22"/>
           <w14:ligatures w14:val="none"/>
         </w:rPr>
-        <w:t>서울시립대 화학공학과 김민</w:t>
+        <w:t>서울시립대 김민</w:t>
       </w:r>
       <w:r>
         <w:rPr>
@@ -2054,7 +2054,7 @@
           <w:szCs w:val="22"/>
           <w14:ligatures w14:val="none"/>
         </w:rPr>
-        <w:t xml:space="preserve">시몬 </w:t>
+        <w:t>시몬</w:t>
       </w:r>
       <w:proofErr w:type="spellStart"/>
       <w:r>
@@ -2074,7 +2074,6 @@
           <w:szCs w:val="22"/>
           <w14:ligatures w14:val="none"/>
         </w:rPr>
-        <w:t xml:space="preserve"> </w:t>
       </w:r>
       <w:proofErr w:type="spellStart"/>
       <w:r>
@@ -2094,7 +2093,7 @@
           <w:szCs w:val="22"/>
           <w14:ligatures w14:val="none"/>
         </w:rPr>
-        <w:t xml:space="preserve">, </w:t>
+        <w:t>,</w:t>
       </w:r>
       <w:r>
         <w:rPr>
@@ -2121,7 +2120,7 @@
           <w:szCs w:val="22"/>
           <w14:ligatures w14:val="none"/>
         </w:rPr>
-        <w:t xml:space="preserve">21, </w:t>
+        <w:t>21,</w:t>
       </w:r>
     </w:p>
     <w:p>
